--- a/por/docx/21.content.docx
+++ b/por/docx/21.content.docx
@@ -9359,19 +9359,7 @@
         <w:rPr>
           <w:lang w:val="pt_PT" w:bidi="pt_PT"/>
         </w:rPr>
-        <w:t xml:space="preserve">Esta conclusão do editor (veja “Autor e Destinatários” na </w:t>
-      </w:r>
-      <w:r>
-        <w:rPr>
-          <w:lang w:val="pt_PT" w:bidi="pt_PT"/>
-        </w:rPr>
-        <w:t>Introdução do Livro</w:t>
-      </w:r>
-      <w:r>
-        <w:rPr>
-          <w:lang w:val="pt_PT" w:bidi="pt_PT"/>
-        </w:rPr>
-        <w:t>) expressa o respeito do editor pelo Pregador, exorta os leitores a aplicarem seus ensinamentos e apresenta a conclusão do editor após estudar o Pregador (</w:t>
+        <w:t>Esta conclusão do editor (veja “Autor e Destinatários” na Introdução do Livro) expressa o respeito do editor pelo Pregador, exorta os leitores a aplicarem seus ensinamentos e apresenta a conclusão do editor após estudar o Pregador (</w:t>
       </w:r>
       <w:r>
         <w:rPr>
